--- a/data/revised_2026-10_full/tracked/v2/Physics/SS1.1_Pressure/Physics_Pressure_FinalExplanation_TRACKED.docx
+++ b/data/revised_2026-10_full/tracked/v2/Physics/SS1.1_Pressure/Physics_Pressure_FinalExplanation_TRACKED.docx
@@ -930,7 +930,7 @@
               </w:rPr>
               <w:t xml:space="preserve">The knife idea can be extended to fluids. (a) Water in a dam is 30 m deep. Use P = ρgh (water density 1,000 kg/m3) to calculate the pressure</w:t>
             </w:r>
-            <w:ins w:id="9001" w:author="Claude (AI) - proposed" w:date="2026-10-15T08:04:07Z">
+            <w:ins w:id="9001" w:author="Claude (AI) - proposed" w:date="2026-10-18T00:31:53Z">
               <w:r>
                 <w:rPr>
                   <w:rFonts w:ascii="Arial" w:cs="Arial" w:eastAsia="Arial" w:hAnsi="Arial"/>
@@ -958,7 +958,7 @@
               </w:rPr>
               <w:t xml:space="preserve"> at the base and at 10 m depth. Explain why a dam wall is built thicker at the bottom. (b) In the glass-with-cardboard test, the glass mouth has area 0.004 m2, the atmospheric pressure is 101 kPa, and the water weighs 2.5 N. Calculate the upward force of the air and explain what it shows. (c) In a hydraulic jack, a 50 N effort acts on a piston of 5 cm2 and the large piston has 100 cm2. Find the pressure and the load force, and say how the idea differs from the knives.</w:t>
             </w:r>
-            <w:ins w:id="9002" w:author="Claude (AI) - proposed" w:date="2026-10-15T08:04:07Z">
+            <w:ins w:id="9002" w:author="Claude (AI) - proposed" w:date="2026-10-18T00:31:53Z">
               <w:r>
                 <w:rPr>
                   <w:rFonts w:ascii="Arial" w:cs="Arial" w:eastAsia="Arial" w:hAnsi="Arial"/>
@@ -1397,7 +1397,7 @@
               <w:spacing w:after="40" w:before="0"/>
               <w:jc w:val="left"/>
             </w:pPr>
-            <w:ins w:id="9003" w:author="Claude (AI) - proposed" w:date="2026-10-15T08:04:07Z">
+            <w:ins w:id="9003" w:author="Claude (AI) - proposed" w:date="2026-10-18T00:31:53Z">
               <w:r>
                 <w:rPr>
                   <w:rFonts w:ascii="Arial" w:cs="Arial" w:eastAsia="Arial" w:hAnsi="Arial"/>
@@ -1445,7 +1445,7 @@
               <w:spacing w:after="40" w:before="0"/>
               <w:jc w:val="left"/>
             </w:pPr>
-            <w:ins w:id="9004" w:author="Claude (AI) - proposed" w:date="2026-10-15T08:04:07Z">
+            <w:ins w:id="9004" w:author="Claude (AI) - proposed" w:date="2026-10-18T00:31:53Z">
               <w:r>
                 <w:rPr>
                   <w:rFonts w:ascii="Arial" w:cs="Arial" w:eastAsia="Arial" w:hAnsi="Arial"/>
@@ -1493,7 +1493,7 @@
               <w:spacing w:after="40" w:before="0"/>
               <w:jc w:val="left"/>
             </w:pPr>
-            <w:ins w:id="9005" w:author="Claude (AI) - proposed" w:date="2026-10-15T08:04:07Z">
+            <w:ins w:id="9005" w:author="Claude (AI) - proposed" w:date="2026-10-18T00:31:53Z">
               <w:r>
                 <w:rPr>
                   <w:rFonts w:ascii="Arial" w:cs="Arial" w:eastAsia="Arial" w:hAnsi="Arial"/>
@@ -1576,7 +1576,7 @@
               <w:spacing w:after="40" w:before="0"/>
               <w:jc w:val="left"/>
             </w:pPr>
-            <w:ins w:id="9006" w:author="Claude (AI) - proposed" w:date="2026-10-15T08:04:07Z">
+            <w:ins w:id="9006" w:author="Claude (AI) - proposed" w:date="2026-10-18T00:31:53Z">
               <w:r>
                 <w:rPr>
                   <w:rFonts w:ascii="Arial" w:cs="Arial" w:eastAsia="Arial" w:hAnsi="Arial"/>
@@ -1624,7 +1624,7 @@
               <w:spacing w:after="40" w:before="0"/>
               <w:jc w:val="left"/>
             </w:pPr>
-            <w:ins w:id="9007" w:author="Claude (AI) - proposed" w:date="2026-10-15T08:04:07Z">
+            <w:ins w:id="9007" w:author="Claude (AI) - proposed" w:date="2026-10-18T00:31:53Z">
               <w:r>
                 <w:rPr>
                   <w:rFonts w:ascii="Arial" w:cs="Arial" w:eastAsia="Arial" w:hAnsi="Arial"/>
@@ -1672,7 +1672,7 @@
               <w:spacing w:after="40" w:before="0"/>
               <w:jc w:val="left"/>
             </w:pPr>
-            <w:ins w:id="9008" w:author="Claude (AI) - proposed" w:date="2026-10-15T08:04:07Z">
+            <w:ins w:id="9008" w:author="Claude (AI) - proposed" w:date="2026-10-18T00:31:53Z">
               <w:r>
                 <w:rPr>
                   <w:rFonts w:ascii="Arial" w:cs="Arial" w:eastAsia="Arial" w:hAnsi="Arial"/>
@@ -1755,7 +1755,7 @@
               <w:spacing w:after="40" w:before="0"/>
               <w:jc w:val="left"/>
             </w:pPr>
-            <w:ins w:id="9009" w:author="Claude (AI) - proposed" w:date="2026-10-15T08:04:07Z">
+            <w:ins w:id="9009" w:author="Claude (AI) - proposed" w:date="2026-10-18T00:31:53Z">
               <w:r>
                 <w:rPr>
                   <w:rFonts w:ascii="Arial" w:cs="Arial" w:eastAsia="Arial" w:hAnsi="Arial"/>
@@ -1803,7 +1803,7 @@
               <w:spacing w:after="40" w:before="0"/>
               <w:jc w:val="left"/>
             </w:pPr>
-            <w:ins w:id="9010" w:author="Claude (AI) - proposed" w:date="2026-10-15T08:04:07Z">
+            <w:ins w:id="9010" w:author="Claude (AI) - proposed" w:date="2026-10-18T00:31:53Z">
               <w:r>
                 <w:rPr>
                   <w:rFonts w:ascii="Arial" w:cs="Arial" w:eastAsia="Arial" w:hAnsi="Arial"/>
@@ -1851,7 +1851,7 @@
               <w:spacing w:after="40" w:before="0"/>
               <w:jc w:val="left"/>
             </w:pPr>
-            <w:ins w:id="9011" w:author="Claude (AI) - proposed" w:date="2026-10-15T08:04:07Z">
+            <w:ins w:id="9011" w:author="Claude (AI) - proposed" w:date="2026-10-18T00:31:53Z">
               <w:r>
                 <w:rPr>
                   <w:rFonts w:ascii="Arial" w:cs="Arial" w:eastAsia="Arial" w:hAnsi="Arial"/>
@@ -1934,7 +1934,7 @@
               <w:spacing w:after="40" w:before="0"/>
               <w:jc w:val="left"/>
             </w:pPr>
-            <w:ins w:id="9012" w:author="Claude (AI) - proposed" w:date="2026-10-15T08:04:07Z">
+            <w:ins w:id="9012" w:author="Claude (AI) - proposed" w:date="2026-10-18T00:31:53Z">
               <w:r>
                 <w:rPr>
                   <w:rFonts w:ascii="Arial" w:cs="Arial" w:eastAsia="Arial" w:hAnsi="Arial"/>
@@ -1982,7 +1982,7 @@
               <w:spacing w:after="40" w:before="0"/>
               <w:jc w:val="left"/>
             </w:pPr>
-            <w:ins w:id="9013" w:author="Claude (AI) - proposed" w:date="2026-10-15T08:04:07Z">
+            <w:ins w:id="9013" w:author="Claude (AI) - proposed" w:date="2026-10-18T00:31:53Z">
               <w:r>
                 <w:rPr>
                   <w:rFonts w:ascii="Arial" w:cs="Arial" w:eastAsia="Arial" w:hAnsi="Arial"/>
@@ -2030,7 +2030,7 @@
               <w:spacing w:after="40" w:before="0"/>
               <w:jc w:val="left"/>
             </w:pPr>
-            <w:ins w:id="9014" w:author="Claude (AI) - proposed" w:date="2026-10-15T08:04:07Z">
+            <w:ins w:id="9014" w:author="Claude (AI) - proposed" w:date="2026-10-18T00:31:53Z">
               <w:r>
                 <w:rPr>
                   <w:rFonts w:ascii="Arial" w:cs="Arial" w:eastAsia="Arial" w:hAnsi="Arial"/>
@@ -2113,7 +2113,7 @@
               <w:spacing w:after="40" w:before="0"/>
               <w:jc w:val="left"/>
             </w:pPr>
-            <w:ins w:id="9015" w:author="Claude (AI) - proposed" w:date="2026-10-15T08:04:07Z">
+            <w:ins w:id="9015" w:author="Claude (AI) - proposed" w:date="2026-10-18T00:31:53Z">
               <w:r>
                 <w:rPr>
                   <w:rFonts w:ascii="Arial" w:cs="Arial" w:eastAsia="Arial" w:hAnsi="Arial"/>
@@ -2161,7 +2161,7 @@
               <w:spacing w:after="40" w:before="0"/>
               <w:jc w:val="left"/>
             </w:pPr>
-            <w:ins w:id="9016" w:author="Claude (AI) - proposed" w:date="2026-10-15T08:04:07Z">
+            <w:ins w:id="9016" w:author="Claude (AI) - proposed" w:date="2026-10-18T00:31:53Z">
               <w:r>
                 <w:rPr>
                   <w:rFonts w:ascii="Arial" w:cs="Arial" w:eastAsia="Arial" w:hAnsi="Arial"/>
@@ -2209,7 +2209,7 @@
               <w:spacing w:after="40" w:before="0"/>
               <w:jc w:val="left"/>
             </w:pPr>
-            <w:ins w:id="9017" w:author="Claude (AI) - proposed" w:date="2026-10-15T08:04:07Z">
+            <w:ins w:id="9017" w:author="Claude (AI) - proposed" w:date="2026-10-18T00:31:53Z">
               <w:r>
                 <w:rPr>
                   <w:rFonts w:ascii="Arial" w:cs="Arial" w:eastAsia="Arial" w:hAnsi="Arial"/>
@@ -2359,7 +2359,7 @@
         </w:rPr>
         <w:t xml:space="preserve">© 2026 SeaVuria and ARES. This work is licensed under a </w:t>
       </w:r>
-      <w:hyperlink w:history="1" r:id="rId3a7rm80oach7povzgq1f-">
+      <w:hyperlink w:history="1" r:id="rIdx-zfubfqsi_sicimlauqk">
         <w:r>
           <w:rPr>
             <w:rFonts w:ascii="Arial" w:cs="Arial" w:eastAsia="Arial" w:hAnsi="Arial"/>
@@ -2379,7 +2379,7 @@
         </w:rPr>
         <w:t xml:space="preserve"> (</w:t>
       </w:r>
-      <w:hyperlink w:history="1" r:id="rIda6ewmidan-vlrckkran4s">
+      <w:hyperlink w:history="1" r:id="rIdhkohpbdv4ryi1haahfmet">
         <w:r>
           <w:rPr>
             <w:rFonts w:ascii="Arial" w:cs="Arial" w:eastAsia="Arial" w:hAnsi="Arial"/>
@@ -2399,7 +2399,7 @@
         </w:rPr>
         <w:t xml:space="preserve">). To view a copy of this license, visit </w:t>
       </w:r>
-      <w:hyperlink w:history="1" r:id="rId6a9eq5gifthxkhpkgnomp">
+      <w:hyperlink w:history="1" r:id="rIdzgnao7hob_svmywm6jnax">
         <w:r>
           <w:rPr>
             <w:rFonts w:ascii="Arial" w:cs="Arial" w:eastAsia="Arial" w:hAnsi="Arial"/>
